--- a/policies/build/preview_hco/HCO.COP.2_v2_preview.docx
+++ b/policies/build/preview_hco/HCO.COP.2_v2_preview.docx
@@ -761,7 +761,7 @@
           <w:sz w:val="22"/>
           <w:szCs w:val="22"/>
         </w:rPr>
-        <w:t xml:space="preserve">Boundaries: do not copy SHCO COP wording. Do not overwrite AAC policies. Spell out abbreviations on first use in training materials.</w:t>
+        <w:t xml:space="preserve">Boundaries: do not overwrite HCO AAC policies. Spell out abbreviations on first use in training materials.</w:t>
       </w:r>
     </w:p>
     <w:p>
@@ -815,7 +815,7 @@
           <w:sz w:val="22"/>
           <w:szCs w:val="22"/>
         </w:rPr>
-        <w:t xml:space="preserve">1. Do not skip: There shall be an identified area in the organisation which is easily accessible to receive and manage emer...</w:t>
+        <w:t xml:space="preserve">1. Do not skip: There shall be an identified area in the organisation which is easily accessible to receive and manage...</w:t>
       </w:r>
     </w:p>
     <w:p>
@@ -839,7 +839,7 @@
           <w:sz w:val="22"/>
           <w:szCs w:val="22"/>
         </w:rPr>
-        <w:t xml:space="preserve">3. Do not skip: Emergency care is provided in consonance with statutory requirements including medico-legal cases and as pe...</w:t>
+        <w:t xml:space="preserve">3. Do not skip: Emergency care is provided in consonance with statutory requirements including medico-legal cases and as per...</w:t>
       </w:r>
     </w:p>
     <w:p>
@@ -887,7 +887,7 @@
           <w:sz w:val="22"/>
           <w:szCs w:val="22"/>
         </w:rPr>
-        <w:t xml:space="preserve">7. Do not skip: In case of discharge to home or transfer to another organisation, a discharge / transfer note shall be give...</w:t>
+        <w:t xml:space="preserve">7. Do not skip: In case of discharge to home or transfer to another organisation, a discharge / transfer note shall be given...</w:t>
       </w:r>
     </w:p>
     <w:p>
@@ -986,7 +986,7 @@
         <w:spacing w:after="100" w:before="220"/>
       </w:pPr>
       <w:r>
-        <w:t xml:space="preserve">5.2 Prevention of patient over-crowding is planned and crowd management m..</w:t>
+        <w:t xml:space="preserve">5.2 Prevention of patient over-crowding is planned and crowd management..</w:t>
       </w:r>
     </w:p>
     <w:p>
@@ -1019,7 +1019,7 @@
         <w:spacing w:after="100" w:before="220"/>
       </w:pPr>
       <w:r>
-        <w:t xml:space="preserve">5.3 Emergency care is provided in consonance with statutory requirements ..</w:t>
+        <w:t xml:space="preserve">5.3 Emergency care is provided in consonance with statutory requirements..</w:t>
       </w:r>
     </w:p>
     <w:p>
@@ -1097,7 +1097,7 @@
         <w:spacing w:after="100" w:before="220"/>
       </w:pPr>
       <w:r>
-        <w:t xml:space="preserve">5.5 Patients waiting in the emergency are re-assessed as appropriate for ..</w:t>
+        <w:t xml:space="preserve">5.5 Patients waiting in the emergency are re-assessed as appropriate for..</w:t>
       </w:r>
     </w:p>
     <w:p>
@@ -1130,7 +1130,7 @@
         <w:spacing w:after="100" w:before="220"/>
       </w:pPr>
       <w:r>
-        <w:t xml:space="preserve">5.6 Admission, discharge to home or transfer to another organisation is d..</w:t>
+        <w:t xml:space="preserve">5.6 Admission, discharge to home or transfer to another organisation is..</w:t>
       </w:r>
     </w:p>
     <w:p>
@@ -1163,7 +1163,7 @@
         <w:spacing w:after="100" w:before="220"/>
       </w:pPr>
       <w:r>
-        <w:t xml:space="preserve">5.7 In case of discharge to home or transfer to another organisation, a d..</w:t>
+        <w:t xml:space="preserve">5.7 In case of discharge to home or transfer to another organisation, a..</w:t>
       </w:r>
     </w:p>
     <w:p>
@@ -1229,7 +1229,7 @@
         <w:spacing w:after="100" w:before="220"/>
       </w:pPr>
       <w:r>
-        <w:t xml:space="preserve">5.9 The organisation has systems in place for the management of patients ..</w:t>
+        <w:t xml:space="preserve">5.9 The organisation has systems in place for the management of patients..</w:t>
       </w:r>
     </w:p>
     <w:p>
@@ -1320,6 +1320,20 @@
       </w:pPr>
       <w:r>
         <w:t xml:space="preserve">7. Governance and responsibility</w:t>
+      </w:r>
+    </w:p>
+    <w:p>
+      <w:pPr>
+        <w:spacing w:after="20" w:before="100"/>
+      </w:pPr>
+      <w:r>
+        <w:rPr>
+          <w:b/>
+          <w:bCs/>
+          <w:sz w:val="22"/>
+          <w:szCs w:val="22"/>
+        </w:rPr>
+        <w:t xml:space="preserve">Medical Superintendent</w:t>
       </w:r>
     </w:p>
     <w:p>
@@ -1336,7 +1350,21 @@
           <w:sz w:val="22"/>
           <w:szCs w:val="22"/>
         </w:rPr>
-        <w:t xml:space="preserve">Medical Superintendent</w:t>
+        <w:t xml:space="preserve">Accountable that COP.2 is resourced and followed.</w:t>
+      </w:r>
+    </w:p>
+    <w:p>
+      <w:pPr>
+        <w:spacing w:after="20" w:before="100"/>
+      </w:pPr>
+      <w:r>
+        <w:rPr>
+          <w:b/>
+          <w:bCs/>
+          <w:sz w:val="22"/>
+          <w:szCs w:val="22"/>
+        </w:rPr>
+        <w:t xml:space="preserve">Emergency In-Charge</w:t>
       </w:r>
     </w:p>
     <w:p>
@@ -1353,7 +1381,21 @@
           <w:sz w:val="22"/>
           <w:szCs w:val="22"/>
         </w:rPr>
-        <w:t xml:space="preserve">Accountable that COP.2 is resourced and followed.</w:t>
+        <w:t xml:space="preserve">Owns day-to-day implementation and records for this standard.</w:t>
+      </w:r>
+    </w:p>
+    <w:p>
+      <w:pPr>
+        <w:spacing w:after="20" w:before="100"/>
+      </w:pPr>
+      <w:r>
+        <w:rPr>
+          <w:b/>
+          <w:bCs/>
+          <w:sz w:val="22"/>
+          <w:szCs w:val="22"/>
+        </w:rPr>
+        <w:t xml:space="preserve">Treating doctors / nurses / technicians (as applicable)</w:t>
       </w:r>
     </w:p>
     <w:p>
@@ -1370,7 +1412,21 @@
           <w:sz w:val="22"/>
           <w:szCs w:val="22"/>
         </w:rPr>
-        <w:t xml:space="preserve">Emergency In-Charge</w:t>
+        <w:t xml:space="preserve">Deliver care as written; escalate stop-work triggers without delay.</w:t>
+      </w:r>
+    </w:p>
+    <w:p>
+      <w:pPr>
+        <w:spacing w:after="20" w:before="100"/>
+      </w:pPr>
+      <w:r>
+        <w:rPr>
+          <w:b/>
+          <w:bCs/>
+          <w:sz w:val="22"/>
+          <w:szCs w:val="22"/>
+        </w:rPr>
+        <w:t xml:space="preserve">Quality Coordinator</w:t>
       </w:r>
     </w:p>
     <w:p>
@@ -1387,7 +1443,28 @@
           <w:sz w:val="22"/>
           <w:szCs w:val="22"/>
         </w:rPr>
-        <w:t xml:space="preserve">Owns day-to-day implementation and records for this standard.</w:t>
+        <w:t xml:space="preserve">Audits this policy «quarterly»; holds training acknowledgements.</w:t>
+      </w:r>
+    </w:p>
+    <w:p>
+      <w:pPr>
+        <w:pStyle w:val="Heading1"/>
+        <w:spacing w:after="120" w:before="280"/>
+      </w:pPr>
+      <w:r>
+        <w:t xml:space="preserve">8. Quality monitoring (RCA → CAPA)</w:t>
+      </w:r>
+    </w:p>
+    <w:p>
+      <w:pPr>
+        <w:spacing w:after="140"/>
+      </w:pPr>
+      <w:r>
+        <w:rPr>
+          <w:sz w:val="22"/>
+          <w:szCs w:val="22"/>
+        </w:rPr>
+        <w:t xml:space="preserve">The Quality Coordinator audits this policy «quarterly». The audit reviews:</w:t>
       </w:r>
     </w:p>
     <w:p>
@@ -1404,7 +1481,7 @@
           <w:sz w:val="22"/>
           <w:szCs w:val="22"/>
         </w:rPr>
-        <w:t xml:space="preserve">Treating doctors / nurses / technicians (as applicable)</w:t>
+        <w:t xml:space="preserve">Records for a sample of this standard's objective elements, checked against the What-we-do steps.</w:t>
       </w:r>
     </w:p>
     <w:p>
@@ -1421,7 +1498,7 @@
           <w:sz w:val="22"/>
           <w:szCs w:val="22"/>
         </w:rPr>
-        <w:t xml:space="preserve">Deliver care as written; escalate stop-work triggers without delay.</w:t>
+        <w:t xml:space="preserve">Documentary evidence is on file for each asterisked objective element in the sample.</w:t>
       </w:r>
     </w:p>
     <w:p>
@@ -1438,7 +1515,7 @@
           <w:sz w:val="22"/>
           <w:szCs w:val="22"/>
         </w:rPr>
-        <w:t xml:space="preserve">Quality Coordinator</w:t>
+        <w:t xml:space="preserve">CORE objective elements show no critical gaps in the sample.</w:t>
       </w:r>
     </w:p>
     <w:p>
@@ -1455,108 +1532,19 @@
           <w:sz w:val="22"/>
           <w:szCs w:val="22"/>
         </w:rPr>
-        <w:t xml:space="preserve">Audits this policy «quarterly»; holds training acknowledgements.</w:t>
-      </w:r>
-    </w:p>
-    <w:p>
-      <w:pPr>
-        <w:pStyle w:val="Heading1"/>
-        <w:spacing w:after="120" w:before="280"/>
-      </w:pPr>
-      <w:r>
-        <w:t xml:space="preserve">8. Quality monitoring (RCA → CAPA)</w:t>
-      </w:r>
-    </w:p>
-    <w:p>
-      <w:pPr>
-        <w:spacing w:after="140"/>
-      </w:pPr>
-      <w:r>
-        <w:rPr>
-          <w:sz w:val="22"/>
-          <w:szCs w:val="22"/>
-        </w:rPr>
-        <w:t xml:space="preserve">The Quality Coordinator audits this policy «quarterly».</w:t>
-      </w:r>
-    </w:p>
-    <w:p>
-      <w:pPr>
-        <w:spacing w:after="140"/>
-      </w:pPr>
-      <w:r>
-        <w:rPr>
-          <w:sz w:val="22"/>
-          <w:szCs w:val="22"/>
-        </w:rPr>
-        <w:t xml:space="preserve">What is monitored each quarter:</w:t>
-      </w:r>
-    </w:p>
-    <w:p>
-      <w:pPr>
-        <w:pStyle w:val="ListParagraph"/>
-        <w:numPr>
-          <w:ilvl w:val="0"/>
-          <w:numId w:val="1"/>
-        </w:numPr>
-        <w:spacing w:after="60"/>
-      </w:pPr>
-      <w:r>
-        <w:rPr>
-          <w:sz w:val="22"/>
-          <w:szCs w:val="22"/>
-        </w:rPr>
-        <w:t xml:space="preserve">Sample of records for each OE COP.2.a–i.</w:t>
-      </w:r>
-    </w:p>
-    <w:p>
-      <w:pPr>
-        <w:pStyle w:val="ListParagraph"/>
-        <w:numPr>
-          <w:ilvl w:val="0"/>
-          <w:numId w:val="1"/>
-        </w:numPr>
-        <w:spacing w:after="60"/>
-      </w:pPr>
-      <w:r>
-        <w:rPr>
-          <w:sz w:val="22"/>
-          <w:szCs w:val="22"/>
-        </w:rPr>
-        <w:t xml:space="preserve">Asterisked elements (cdhi) have document evidence as required.</w:t>
-      </w:r>
-    </w:p>
-    <w:p>
-      <w:pPr>
-        <w:pStyle w:val="ListParagraph"/>
-        <w:numPr>
-          <w:ilvl w:val="0"/>
-          <w:numId w:val="1"/>
-        </w:numPr>
-        <w:spacing w:after="60"/>
-      </w:pPr>
-      <w:r>
-        <w:rPr>
-          <w:sz w:val="22"/>
-          <w:szCs w:val="22"/>
-        </w:rPr>
-        <w:t xml:space="preserve">CORE elements (c) show no critical gaps in the sample.</w:t>
-      </w:r>
-    </w:p>
-    <w:p>
-      <w:pPr>
-        <w:pStyle w:val="ListParagraph"/>
-        <w:numPr>
-          <w:ilvl w:val="0"/>
-          <w:numId w:val="1"/>
-        </w:numPr>
-        <w:spacing w:after="60"/>
-      </w:pPr>
-      <w:r>
-        <w:rPr>
-          <w:sz w:val="22"/>
-          <w:szCs w:val="22"/>
-        </w:rPr>
         <w:t xml:space="preserve">Stop-work events (if any) are logged with outcome.</w:t>
+      </w:r>
+    </w:p>
+    <w:p>
+      <w:pPr>
+        <w:spacing w:after="140"/>
+      </w:pPr>
+      <w:r>
+        <w:rPr>
+          <w:sz w:val="22"/>
+          <w:szCs w:val="22"/>
+        </w:rPr>
+        <w:t xml:space="preserve">Root-cause analysis is required when a gap found in this audit remains open beyond «90 days».</w:t>
       </w:r>
     </w:p>
     <w:p>
@@ -3474,7 +3462,7 @@
           <w:sz w:val="22"/>
           <w:szCs w:val="22"/>
         </w:rPr>
-        <w:t xml:space="preserve">Records showing COP.2.a was followed for sampled patients/cases.</w:t>
+        <w:t xml:space="preserve">Emergency-area location and resource-inventory record.</w:t>
       </w:r>
     </w:p>
     <w:p>
@@ -3491,7 +3479,7 @@
           <w:sz w:val="22"/>
           <w:szCs w:val="22"/>
         </w:rPr>
-        <w:t xml:space="preserve">Written guidance / protocol referenced for this element (where required).</w:t>
+        <w:t xml:space="preserve">Accessibility-confirmation record.</w:t>
       </w:r>
     </w:p>
     <w:p>
@@ -3508,7 +3496,7 @@
           <w:sz w:val="22"/>
           <w:szCs w:val="22"/>
         </w:rPr>
-        <w:t xml:space="preserve">Audit sample notes for COP.2.a reviewed «quarterly».</w:t>
+        <w:t xml:space="preserve">Resource-adequacy check against service scope.</w:t>
       </w:r>
     </w:p>
     <w:p>
@@ -3534,7 +3522,7 @@
           <w:sz w:val="22"/>
           <w:szCs w:val="22"/>
         </w:rPr>
-        <w:t xml:space="preserve">Records showing COP.2.b was followed for sampled patients/cases.</w:t>
+        <w:t xml:space="preserve">Written overcrowding-management plan.</w:t>
       </w:r>
     </w:p>
     <w:p>
@@ -3551,7 +3539,7 @@
           <w:sz w:val="22"/>
           <w:szCs w:val="22"/>
         </w:rPr>
-        <w:t xml:space="preserve">Written guidance / protocol referenced for this element (where required).</w:t>
+        <w:t xml:space="preserve">Crowd-management measure implementation record.</w:t>
       </w:r>
     </w:p>
     <w:p>
@@ -3568,7 +3556,7 @@
           <w:sz w:val="22"/>
           <w:szCs w:val="22"/>
         </w:rPr>
-        <w:t xml:space="preserve">Audit sample notes for COP.2.b reviewed «quarterly».</w:t>
+        <w:t xml:space="preserve">Overcrowding-incident log and response record.</w:t>
       </w:r>
     </w:p>
     <w:p>
@@ -3594,7 +3582,7 @@
           <w:sz w:val="22"/>
           <w:szCs w:val="22"/>
         </w:rPr>
-        <w:t xml:space="preserve">Records showing COP.2.c was followed for sampled patients/cases.</w:t>
+        <w:t xml:space="preserve">Written emergency-care guidance covering medico-legal case handling.</w:t>
       </w:r>
     </w:p>
     <w:p>
@@ -3611,7 +3599,7 @@
           <w:sz w:val="22"/>
           <w:szCs w:val="22"/>
         </w:rPr>
-        <w:t xml:space="preserve">Written guidance / protocol referenced for this element (where required).</w:t>
+        <w:t xml:space="preserve">Medico-legal case register with statutory-notification record.</w:t>
       </w:r>
     </w:p>
     <w:p>
@@ -3628,7 +3616,16 @@
           <w:sz w:val="22"/>
           <w:szCs w:val="22"/>
         </w:rPr>
-        <w:t xml:space="preserve">Audit sample notes for COP.2.c reviewed «quarterly».</w:t>
+        <w:t xml:space="preserve">Staff training record on the medico-legal case procedure.</w:t>
+      </w:r>
+    </w:p>
+    <w:p>
+      <w:pPr>
+        <w:pStyle w:val="Heading2"/>
+        <w:spacing w:after="100" w:before="220"/>
+      </w:pPr>
+      <w:r>
+        <w:t xml:space="preserve">COP.2.d — Initiation of appropriate care is guided by a system of triage.</w:t>
       </w:r>
     </w:p>
     <w:p>
@@ -3645,16 +3642,7 @@
           <w:sz w:val="22"/>
           <w:szCs w:val="22"/>
         </w:rPr>
-        <w:t xml:space="preserve">Documented evidence specifically required by the asterisked interpretation.</w:t>
-      </w:r>
-    </w:p>
-    <w:p>
-      <w:pPr>
-        <w:pStyle w:val="Heading2"/>
-        <w:spacing w:after="100" w:before="220"/>
-      </w:pPr>
-      <w:r>
-        <w:t xml:space="preserve">COP.2.d — Initiation of appropriate care is guided by a system of triage.</w:t>
+        <w:t xml:space="preserve">Written triage protocol or system document.</w:t>
       </w:r>
     </w:p>
     <w:p>
@@ -3671,7 +3659,7 @@
           <w:sz w:val="22"/>
           <w:szCs w:val="22"/>
         </w:rPr>
-        <w:t xml:space="preserve">Records showing COP.2.d was followed for sampled patients/cases.</w:t>
+        <w:t xml:space="preserve">Triage-category assignment record for a sampled patient.</w:t>
       </w:r>
     </w:p>
     <w:p>
@@ -3688,7 +3676,16 @@
           <w:sz w:val="22"/>
           <w:szCs w:val="22"/>
         </w:rPr>
-        <w:t xml:space="preserve">Written guidance / protocol referenced for this element (where required).</w:t>
+        <w:t xml:space="preserve">Triage-training record for emergency staff.</w:t>
+      </w:r>
+    </w:p>
+    <w:p>
+      <w:pPr>
+        <w:pStyle w:val="Heading2"/>
+        <w:spacing w:after="100" w:before="220"/>
+      </w:pPr>
+      <w:r>
+        <w:t xml:space="preserve">COP.2.e — Patients waiting in the emergency are re-assessed as appropriate for the change in status.</w:t>
       </w:r>
     </w:p>
     <w:p>
@@ -3705,7 +3702,7 @@
           <w:sz w:val="22"/>
           <w:szCs w:val="22"/>
         </w:rPr>
-        <w:t xml:space="preserve">Audit sample notes for COP.2.d reviewed «quarterly».</w:t>
+        <w:t xml:space="preserve">Re-assessment record for a waiting emergency patient.</w:t>
       </w:r>
     </w:p>
     <w:p>
@@ -3722,16 +3719,7 @@
           <w:sz w:val="22"/>
           <w:szCs w:val="22"/>
         </w:rPr>
-        <w:t xml:space="preserve">Documented evidence specifically required by the asterisked interpretation.</w:t>
-      </w:r>
-    </w:p>
-    <w:p>
-      <w:pPr>
-        <w:pStyle w:val="Heading2"/>
-        <w:spacing w:after="100" w:before="220"/>
-      </w:pPr>
-      <w:r>
-        <w:t xml:space="preserve">COP.2.e — Patients waiting in the emergency are re-assessed as appropriate for the change in status.</w:t>
+        <w:t xml:space="preserve">Documented trigger or frequency for re-assessment.</w:t>
       </w:r>
     </w:p>
     <w:p>
@@ -3748,7 +3736,16 @@
           <w:sz w:val="22"/>
           <w:szCs w:val="22"/>
         </w:rPr>
-        <w:t xml:space="preserve">Records showing COP.2.e was followed for sampled patients/cases.</w:t>
+        <w:t xml:space="preserve">Status-change escalation record.</w:t>
+      </w:r>
+    </w:p>
+    <w:p>
+      <w:pPr>
+        <w:pStyle w:val="Heading2"/>
+        <w:spacing w:after="100" w:before="220"/>
+      </w:pPr>
+      <w:r>
+        <w:t xml:space="preserve">COP.2.f — Admission, discharge to home or transfer to another organisation is documented.</w:t>
       </w:r>
     </w:p>
     <w:p>
@@ -3765,7 +3762,7 @@
           <w:sz w:val="22"/>
           <w:szCs w:val="22"/>
         </w:rPr>
-        <w:t xml:space="preserve">Written guidance / protocol referenced for this element (where required).</w:t>
+        <w:t xml:space="preserve">Documented admission, discharge-to-home or transfer record.</w:t>
       </w:r>
     </w:p>
     <w:p>
@@ -3782,16 +3779,7 @@
           <w:sz w:val="22"/>
           <w:szCs w:val="22"/>
         </w:rPr>
-        <w:t xml:space="preserve">Audit sample notes for COP.2.e reviewed «quarterly».</w:t>
-      </w:r>
-    </w:p>
-    <w:p>
-      <w:pPr>
-        <w:pStyle w:val="Heading2"/>
-        <w:spacing w:after="100" w:before="220"/>
-      </w:pPr>
-      <w:r>
-        <w:t xml:space="preserve">COP.2.f — Admission, discharge to home or transfer to another organisation is documented.</w:t>
+        <w:t xml:space="preserve">Disposition-decision documentation.</w:t>
       </w:r>
     </w:p>
     <w:p>
@@ -3808,7 +3796,16 @@
           <w:sz w:val="22"/>
           <w:szCs w:val="22"/>
         </w:rPr>
-        <w:t xml:space="preserve">Records showing COP.2.f was followed for sampled patients/cases.</w:t>
+        <w:t xml:space="preserve">Record-completeness check.</w:t>
+      </w:r>
+    </w:p>
+    <w:p>
+      <w:pPr>
+        <w:pStyle w:val="Heading2"/>
+        <w:spacing w:after="100" w:before="220"/>
+      </w:pPr>
+      <w:r>
+        <w:t xml:space="preserve">COP.2.g — In case of discharge to home or transfer to another organisation, a discharge / transfer note shall be given to the patient.</w:t>
       </w:r>
     </w:p>
     <w:p>
@@ -3825,7 +3822,7 @@
           <w:sz w:val="22"/>
           <w:szCs w:val="22"/>
         </w:rPr>
-        <w:t xml:space="preserve">Written guidance / protocol referenced for this element (where required).</w:t>
+        <w:t xml:space="preserve">Discharge or transfer note issued to the patient, on file.</w:t>
       </w:r>
     </w:p>
     <w:p>
@@ -3842,16 +3839,7 @@
           <w:sz w:val="22"/>
           <w:szCs w:val="22"/>
         </w:rPr>
-        <w:t xml:space="preserve">Audit sample notes for COP.2.f reviewed «quarterly».</w:t>
-      </w:r>
-    </w:p>
-    <w:p>
-      <w:pPr>
-        <w:pStyle w:val="Heading2"/>
-        <w:spacing w:after="100" w:before="220"/>
-      </w:pPr>
-      <w:r>
-        <w:t xml:space="preserve">COP.2.g — In case of discharge to home or transfer to another organisation, a discharge / transfer note shall be given to the patient.</w:t>
+        <w:t xml:space="preserve">Content-completeness record — diagnosis, treatment given, follow-up.</w:t>
       </w:r>
     </w:p>
     <w:p>
@@ -3868,7 +3856,16 @@
           <w:sz w:val="22"/>
           <w:szCs w:val="22"/>
         </w:rPr>
-        <w:t xml:space="preserve">Records showing COP.2.g was followed for sampled patients/cases.</w:t>
+        <w:t xml:space="preserve">Receiving-organisation transfer-note record, where applicable.</w:t>
+      </w:r>
+    </w:p>
+    <w:p>
+      <w:pPr>
+        <w:pStyle w:val="Heading2"/>
+        <w:spacing w:after="100" w:before="220"/>
+      </w:pPr>
+      <w:r>
+        <w:t xml:space="preserve">COP.2.h — The organisation shall implement a quality assurance programme.</w:t>
       </w:r>
     </w:p>
     <w:p>
@@ -3885,7 +3882,7 @@
           <w:sz w:val="22"/>
           <w:szCs w:val="22"/>
         </w:rPr>
-        <w:t xml:space="preserve">Written guidance / protocol referenced for this element (where required).</w:t>
+        <w:t xml:space="preserve">Written emergency-department quality assurance programme.</w:t>
       </w:r>
     </w:p>
     <w:p>
@@ -3902,16 +3899,7 @@
           <w:sz w:val="22"/>
           <w:szCs w:val="22"/>
         </w:rPr>
-        <w:t xml:space="preserve">Audit sample notes for COP.2.g reviewed «quarterly».</w:t>
-      </w:r>
-    </w:p>
-    <w:p>
-      <w:pPr>
-        <w:pStyle w:val="Heading2"/>
-        <w:spacing w:after="100" w:before="220"/>
-      </w:pPr>
-      <w:r>
-        <w:t xml:space="preserve">COP.2.h — The organisation shall implement a quality assurance programme.</w:t>
+        <w:t xml:space="preserve">Indicator-monitoring record for the programme.</w:t>
       </w:r>
     </w:p>
     <w:p>
@@ -3928,7 +3916,16 @@
           <w:sz w:val="22"/>
           <w:szCs w:val="22"/>
         </w:rPr>
-        <w:t xml:space="preserve">Records showing COP.2.h was followed for sampled patients/cases.</w:t>
+        <w:t xml:space="preserve">Improvement-action record from QA findings.</w:t>
+      </w:r>
+    </w:p>
+    <w:p>
+      <w:pPr>
+        <w:pStyle w:val="Heading2"/>
+        <w:spacing w:after="100" w:before="220"/>
+      </w:pPr>
+      <w:r>
+        <w:t xml:space="preserve">COP.2.i — The organisation has systems in place for the management of patients found dead on arrival and patients who die within a few minutes of arrival.</w:t>
       </w:r>
     </w:p>
     <w:p>
@@ -3945,7 +3942,7 @@
           <w:sz w:val="22"/>
           <w:szCs w:val="22"/>
         </w:rPr>
-        <w:t xml:space="preserve">Written guidance / protocol referenced for this element (where required).</w:t>
+        <w:t xml:space="preserve">Written system for managing patients found dead on arrival or who die within minutes of arrival.</w:t>
       </w:r>
     </w:p>
     <w:p>
@@ -3962,7 +3959,7 @@
           <w:sz w:val="22"/>
           <w:szCs w:val="22"/>
         </w:rPr>
-        <w:t xml:space="preserve">Audit sample notes for COP.2.h reviewed «quarterly».</w:t>
+        <w:t xml:space="preserve">Documentation record for a sampled such case.</w:t>
       </w:r>
     </w:p>
     <w:p>
@@ -3979,84 +3976,7 @@
           <w:sz w:val="22"/>
           <w:szCs w:val="22"/>
         </w:rPr>
-        <w:t xml:space="preserve">Documented evidence specifically required by the asterisked interpretation.</w:t>
-      </w:r>
-    </w:p>
-    <w:p>
-      <w:pPr>
-        <w:pStyle w:val="Heading2"/>
-        <w:spacing w:after="100" w:before="220"/>
-      </w:pPr>
-      <w:r>
-        <w:t xml:space="preserve">COP.2.i — The organisation has systems in place for the management of patients found dead on arrival and patients who die within a few minutes of arrival.</w:t>
-      </w:r>
-    </w:p>
-    <w:p>
-      <w:pPr>
-        <w:pStyle w:val="ListParagraph"/>
-        <w:numPr>
-          <w:ilvl w:val="0"/>
-          <w:numId w:val="1"/>
-        </w:numPr>
-        <w:spacing w:after="60"/>
-      </w:pPr>
-      <w:r>
-        <w:rPr>
-          <w:sz w:val="22"/>
-          <w:szCs w:val="22"/>
-        </w:rPr>
-        <w:t xml:space="preserve">Records showing COP.2.i was followed for sampled patients/cases.</w:t>
-      </w:r>
-    </w:p>
-    <w:p>
-      <w:pPr>
-        <w:pStyle w:val="ListParagraph"/>
-        <w:numPr>
-          <w:ilvl w:val="0"/>
-          <w:numId w:val="1"/>
-        </w:numPr>
-        <w:spacing w:after="60"/>
-      </w:pPr>
-      <w:r>
-        <w:rPr>
-          <w:sz w:val="22"/>
-          <w:szCs w:val="22"/>
-        </w:rPr>
-        <w:t xml:space="preserve">Written guidance / protocol referenced for this element (where required).</w:t>
-      </w:r>
-    </w:p>
-    <w:p>
-      <w:pPr>
-        <w:pStyle w:val="ListParagraph"/>
-        <w:numPr>
-          <w:ilvl w:val="0"/>
-          <w:numId w:val="1"/>
-        </w:numPr>
-        <w:spacing w:after="60"/>
-      </w:pPr>
-      <w:r>
-        <w:rPr>
-          <w:sz w:val="22"/>
-          <w:szCs w:val="22"/>
-        </w:rPr>
-        <w:t xml:space="preserve">Audit sample notes for COP.2.i reviewed «quarterly».</w:t>
-      </w:r>
-    </w:p>
-    <w:p>
-      <w:pPr>
-        <w:pStyle w:val="ListParagraph"/>
-        <w:numPr>
-          <w:ilvl w:val="0"/>
-          <w:numId w:val="1"/>
-        </w:numPr>
-        <w:spacing w:after="60"/>
-      </w:pPr>
-      <w:r>
-        <w:rPr>
-          <w:sz w:val="22"/>
-          <w:szCs w:val="22"/>
-        </w:rPr>
-        <w:t xml:space="preserve">Documented evidence specifically required by the asterisked interpretation.</w:t>
+        <w:t xml:space="preserve">Family-communication and statutory-notification record.</w:t>
       </w:r>
     </w:p>
     <w:p>

--- a/policies/build/preview_hco/HCO.COP.2_v2_preview.docx
+++ b/policies/build/preview_hco/HCO.COP.2_v2_preview.docx
@@ -692,19 +692,19 @@
           <w:sz w:val="22"/>
           <w:szCs w:val="22"/>
         </w:rPr>
-        <w:t xml:space="preserve">It covers objective elements COP.2.a–i (9 elements).</w:t>
-      </w:r>
-    </w:p>
-    <w:p>
-      <w:pPr>
-        <w:spacing w:after="140"/>
-      </w:pPr>
-      <w:r>
-        <w:rPr>
-          <w:sz w:val="22"/>
-          <w:szCs w:val="22"/>
-        </w:rPr>
-        <w:t xml:space="preserve">This policy owns COP.2. Related AAC, PRE, IPC/HIC, HRM and MOM duties stay with those policies — cross-reference only.</w:t>
+        <w:t xml:space="preserve">This policy covers all 9 requirements under this standard, listed in detail below.</w:t>
+      </w:r>
+    </w:p>
+    <w:p>
+      <w:pPr>
+        <w:spacing w:after="140"/>
+      </w:pPr>
+      <w:r>
+        <w:rPr>
+          <w:sz w:val="22"/>
+          <w:szCs w:val="22"/>
+        </w:rPr>
+        <w:t xml:space="preserve">This policy covers emergency services specifically. Related duties — like patient assessment, patient rights, infection control, staffing, or medication management — are covered in the hospital's other policies, not repeated here.</w:t>
       </w:r>
     </w:p>
     <w:p>
@@ -749,19 +749,19 @@
           <w:sz w:val="22"/>
           <w:szCs w:val="22"/>
         </w:rPr>
-        <w:t xml:space="preserve">It covers 9 objective elements (COP.2.a, COP.2.b, COP.2.c, COP.2.d, COP.2.e, COP.2.f, COP.2.g, COP.2.h, COP.2.i).</w:t>
-      </w:r>
-    </w:p>
-    <w:p>
-      <w:pPr>
-        <w:spacing w:after="140"/>
-      </w:pPr>
-      <w:r>
-        <w:rPr>
-          <w:sz w:val="22"/>
-          <w:szCs w:val="22"/>
-        </w:rPr>
-        <w:t xml:space="preserve">Boundaries: do not overwrite HCO AAC policies. Spell out abbreviations on first use in training materials.</w:t>
+        <w:t xml:space="preserve">This policy covers all 9 requirements under this standard, listed in detail below.</w:t>
+      </w:r>
+    </w:p>
+    <w:p>
+      <w:pPr>
+        <w:spacing w:after="140"/>
+      </w:pPr>
+      <w:r>
+        <w:rPr>
+          <w:sz w:val="22"/>
+          <w:szCs w:val="22"/>
+        </w:rPr>
+        <w:t xml:space="preserve">This policy covers emergency services specifically. Related duties — like patient assessment, patient rights, infection control, staffing, or medication management — are covered in the hospital's other policies, not repeated here. Spell out abbreviations on first use in training materials.</w:t>
       </w:r>
     </w:p>
     <w:p>
